--- a/website/public/campaign/MARKETING-LANDING-PAGE-COPY.docx
+++ b/website/public/campaign/MARKETING-LANDING-PAGE-COPY.docx
@@ -32,7 +32,7 @@
       <w:pPr>
         <w:pStyle w:val="Heading1"/>
       </w:pPr>
-      <w:bookmarkStart w:id="9" w:name="_659dc03481fed603351e03a4bd7cdba4a12f594"/>
+      <w:bookmarkStart w:id="9" w:name="_81e1e634de5a41221102c5a650f77331de32eec"/>
       <w:r>
         <w:t xml:space="preserve">Ty-Code Marketing Website: Complete Landing Page Copy &amp; Wireframe Guide</w:t>
       </w:r>
@@ -115,7 +115,7 @@
       <w:pPr>
         <w:pStyle w:val="Heading2"/>
       </w:pPr>
-      <w:bookmarkStart w:id="10" w:name="_46e8192211ea05428922a071576372e953581d9"/>
+      <w:bookmarkStart w:id="10" w:name="_561f491f5a424264140a8c29b0414c948a3412e"/>
       <w:r>
         <w:t xml:space="preserve">1. Hero Section</w:t>
       </w:r>
@@ -174,7 +174,7 @@
       <w:pPr>
         <w:pStyle w:val="Heading1"/>
       </w:pPr>
-      <w:bookmarkStart w:id="13" w:name="_f6230eafceffdc411a5c995a65d2e5b880227f1"/>
+      <w:bookmarkStart w:id="13" w:name="_57e5c1b99940d9edd32702e66993a4583def477"/>
       <w:r>
         <w:t xml:space="preserve">Local-First AI Coding.</w:t>
       </w:r>
@@ -184,7 +184,7 @@
       <w:pPr>
         <w:pStyle w:val="Heading1"/>
       </w:pPr>
-      <w:bookmarkStart w:id="14" w:name="_8a8ae405589642985acdf9315f92157827fca3a"/>
+      <w:bookmarkStart w:id="14" w:name="_c9b8405d693f8014c71b000b7951ef656fdb02e"/>
       <w:r>
         <w:t xml:space="preserve">Zero Cloud Exfiltration.</w:t>
       </w:r>
@@ -508,9 +508,9 @@
       <w:pPr>
         <w:pStyle w:val="Heading2"/>
       </w:pPr>
-      <w:bookmarkStart w:id="18" w:name="_9c9a7f519eca3ab7dcc77806c9584097ebf426e"/>
-      <w:r>
-        <w:t xml:space="preserve">2. The Problem vs. The Ty-Code Solution</w:t>
+      <w:bookmarkStart w:id="18" w:name="_65f290f11f0b79744d6fc81d99376146ba62da8"/>
+      <w:r>
+        <w:t xml:space="preserve">2. The Problem vs. The Ty-Code Solution</w:t>
       </w:r>
       <w:bookmarkEnd w:id="18"/>
     </w:p>
@@ -529,7 +529,7 @@
         <w:br/>
       </w:r>
       <w:r>
-        <w:t xml:space="preserve">High-contrast side-by-side comparison matrix. The left column uses muted crimson styling with warning icons representing legacy cloud-locked IDEs. The right column uses vibrant cyan/emerald accents and checkmarks highlighting Ty-Code’s local-first architecture.</w:t>
+        <w:t xml:space="preserve">High-contrast side-by-side comparison matrix. The left column uses muted crimson styling with warning icons representing legacy cloud-locked IDEs. The right column uses vibrant cyan/emerald accents and checkmarks highlighting Ty-Code's local-first architecture.</w:t>
       </w:r>
     </w:p>
     <w:p>
@@ -567,7 +567,7 @@
       <w:pPr>
         <w:pStyle w:val="Heading3"/>
       </w:pPr>
-      <w:bookmarkStart w:id="21" w:name="_28d4433b077407b6293a415e81efbb2c31d78f7"/>
+      <w:bookmarkStart w:id="21" w:name="_170a16120d4a7697c79ef56b2c3d94757cf876a"/>
       <w:r>
         <w:t xml:space="preserve">Stop Renting Your Intelligence. Own Your Development Stack.</w:t>
       </w:r>
@@ -576,8 +576,7 @@
     <w:tbl>
       <w:tblPr>
         <w:tblStyle w:val="Table"/>
-        <w:tblW w:type="pct" w:w="5000"/>
-        <w:tblLayout w:type="fixed"/>
+        <w:tblW w:type="auto" w:w="0"/>
         <w:tblLook w:firstRow="1" w:lastRow="0" w:firstColumn="0" w:lastColumn="0" w:noHBand="0" w:noVBand="0" w:val="0020"/>
       </w:tblPr>
       <w:tblGrid>
@@ -883,21 +882,9 @@
       <w:pPr>
         <w:pStyle w:val="Heading2"/>
       </w:pPr>
-      <w:bookmarkStart w:id="22" w:name="_363a4fd43959e497d257d8a3cd54935166167ac"/>
-      <w:r>
-        <w:t xml:space="preserve">3. Feature Showcase: The</w:t>
-      </w:r>
-      <w:r>
-        <w:t xml:space="preserve"> </w:t>
-      </w:r>
-      <w:r>
-        <w:t xml:space="preserve">“Why Ty-Code”</w:t>
-      </w:r>
-      <w:r>
-        <w:t xml:space="preserve"> </w:t>
-      </w:r>
-      <w:r>
-        <w:t xml:space="preserve">Grid</w:t>
+      <w:bookmarkStart w:id="22" w:name="_81a7fe1fb0b150831e1792840598ecb2284981d"/>
+      <w:r>
+        <w:t xml:space="preserve">3. Feature Showcase: The "Why Ty-Code" Grid</w:t>
       </w:r>
       <w:bookmarkEnd w:id="22"/>
     </w:p>
@@ -964,7 +951,7 @@
       <w:pPr>
         <w:pStyle w:val="Heading4"/>
       </w:pPr>
-      <w:bookmarkStart w:id="24" w:name="_a0ede2e156f4df0f1a5c5ae902c4f0202659aad"/>
+      <w:bookmarkStart w:id="24" w:name="_ecbdc5e82a3f7b13ea916fc5b98d9b10c0e5304"/>
       <w:r>
         <w:t xml:space="preserve">Headline: Intelligent Routing That Never Drops Context.</w:t>
       </w:r>
@@ -1017,7 +1004,7 @@
       <w:pPr>
         <w:pStyle w:val="Heading3"/>
       </w:pPr>
-      <w:bookmarkStart w:id="25" w:name="_d9fc805b899ca9a14526615a2164cda247a6ce1"/>
+      <w:bookmarkStart w:id="25" w:name="_72c81bfb27096faeb0b93ac13fe77b034880d6f"/>
       <w:r>
         <w:t xml:space="preserve">Card 2: The Context Engine &amp; Correction Memory</w:t>
       </w:r>
@@ -1042,56 +1029,14 @@
           <w:b/>
           <w:bCs/>
         </w:rPr>
-        <w:t xml:space="preserve">[Visual: A live notification toast:</w:t>
-      </w:r>
-      <w:r>
-        <w:rPr>
-          <w:b/>
-          <w:bCs/>
-        </w:rPr>
-        <w:t xml:space="preserve"> </w:t>
-      </w:r>
-      <w:r>
-        <w:rPr>
-          <w:b/>
-          <w:bCs/>
-        </w:rPr>
-        <w:t xml:space="preserve">“🧠 Rule learned:</w:t>
-      </w:r>
-      <w:r>
-        <w:rPr>
-          <w:b/>
-          <w:bCs/>
-        </w:rPr>
-        <w:t xml:space="preserve"> </w:t>
-      </w:r>
-      <w:r>
-        <w:rPr>
-          <w:b/>
-          <w:bCs/>
-        </w:rPr>
-        <w:t xml:space="preserve">‘Never use var, use const’</w:t>
-      </w:r>
-      <w:r>
-        <w:rPr>
-          <w:b/>
-          <w:bCs/>
-        </w:rPr>
-        <w:t xml:space="preserve">. Applied across Chat, Debugger, and Canvas.”</w:t>
-      </w:r>
-      <w:r>
-        <w:rPr>
-          <w:b/>
-          <w:bCs/>
-        </w:rPr>
-        <w:t xml:space="preserve">]</w:t>
+        <w:t xml:space="preserve">[Visual: A live notification toast: "🧠 Rule learned: 'Never use var, use const'. Applied across Chat, Debugger, and Canvas."]</w:t>
       </w:r>
     </w:p>
     <w:p>
       <w:pPr>
         <w:pStyle w:val="Heading4"/>
       </w:pPr>
-      <w:bookmarkStart w:id="26" w:name="_b7cf6fb8e63b17f1a41991d2a50cf3e2f778685"/>
+      <w:bookmarkStart w:id="26" w:name="_34eef5c429493a80258aa0132ba42ab9885c180"/>
       <w:r>
         <w:t xml:space="preserve">Headline: The AI That Learns Your Stack and Remembers Your Rules.</w:t>
       </w:r>
@@ -1108,7 +1053,7 @@
         <w:br/>
       </w:r>
       <w:r>
-        <w:t xml:space="preserve">Ty-Code’s</w:t>
+        <w:t xml:space="preserve">Ty-Code's</w:t>
       </w:r>
       <w:r>
         <w:t xml:space="preserve"> </w:t>
@@ -1176,7 +1121,7 @@
       <w:pPr>
         <w:pStyle w:val="Heading4"/>
       </w:pPr>
-      <w:bookmarkStart w:id="28" w:name="_21f958deef4c54feadb7702f748f1b8bd81096f"/>
+      <w:bookmarkStart w:id="28" w:name="_86ed26d2fa8fdad0c9d34ca190d272f11c33ff7"/>
       <w:r>
         <w:t xml:space="preserve">Headline: Stack-Aware Architectural Drift Detection.</w:t>
       </w:r>
@@ -1209,7 +1154,7 @@
         <w:t xml:space="preserve"> </w:t>
       </w:r>
       <w:r>
-        <w:t xml:space="preserve">runs multi-threaded static workers to inspect file mutations against your workspace’s actual architecture.</w:t>
+        <w:t xml:space="preserve">runs multi-threaded static workers to inspect file mutations against your workspace's actual architecture.</w:t>
       </w:r>
       <w:r>
         <w:br/>
@@ -1261,7 +1206,7 @@
       <w:pPr>
         <w:pStyle w:val="Heading4"/>
       </w:pPr>
-      <w:bookmarkStart w:id="30" w:name="_8a852c564d37036d956c03b32056aca6409d179"/>
+      <w:bookmarkStart w:id="30" w:name="_44a41fac8dd5c643035bb4081d92affefefb52d"/>
       <w:r>
         <w:t xml:space="preserve">Headline: Project-Native Visual UI Generation.</w:t>
       </w:r>
@@ -1294,7 +1239,7 @@
         <w:t xml:space="preserve"> </w:t>
       </w:r>
       <w:r>
-        <w:t xml:space="preserve">extracts your project’s active design system tokens, Tailwind palettes, and CSS variables directly from source.</w:t>
+        <w:t xml:space="preserve">extracts your project's active design system tokens, Tailwind palettes, and CSS variables directly from source.</w:t>
       </w:r>
       <w:r>
         <w:br/>
@@ -1314,7 +1259,7 @@
       <w:pPr>
         <w:pStyle w:val="Heading2"/>
       </w:pPr>
-      <w:bookmarkStart w:id="31" w:name="_c5ff763c59beb4f652bd1c7269f5a75b5aff596"/>
+      <w:bookmarkStart w:id="31" w:name="_75ed697841e5761a12adbd123b91dd5b6747045"/>
       <w:r>
         <w:t xml:space="preserve">4. The Free Tier &amp; Open-Source Foundation</w:t>
       </w:r>
@@ -1382,7 +1327,7 @@
       <w:pPr>
         <w:pStyle w:val="Heading3"/>
       </w:pPr>
-      <w:bookmarkStart w:id="34" w:name="_3faed54de3fd4ca17bb6b6fccabbb630d1ea1ff"/>
+      <w:bookmarkStart w:id="34" w:name="_290977e008dbf0528d0eb8d3a4db45e6b8fe340"/>
       <w:r>
         <w:t xml:space="preserve">Powered by Open Source: The 1.3B+ Token Free Tier.</w:t>
       </w:r>
@@ -1399,7 +1344,7 @@
         <w:br/>
       </w:r>
       <w:r>
-        <w:t xml:space="preserve">Ty-Code integrates multi-harness routing across 11 distinct development runtimes—including</w:t>
+        <w:t xml:space="preserve">Ty-Code integrates multi-harness routing across 11 distinct development runtimes, including</w:t>
       </w:r>
       <w:r>
         <w:t xml:space="preserve"> </w:t>
@@ -1551,7 +1496,7 @@
       <w:pPr>
         <w:pStyle w:val="Heading3"/>
       </w:pPr>
-      <w:bookmarkStart w:id="35" w:name="_be52317a231dc81eb076658b4a898a1462d73ac"/>
+      <w:bookmarkStart w:id="35" w:name="_e778e2acefad22501347873c2b3d5ac651b04aa"/>
       <w:r>
         <w:t xml:space="preserve">🌟 Open-Source Credit &amp; Acknowledgement</w:t>
       </w:r>
@@ -1562,7 +1507,7 @@
         <w:pStyle w:val="FirstParagraph"/>
       </w:pPr>
       <w:r>
-        <w:t xml:space="preserve">Ty-Code’s multi-harness routing capability was deeply inspired by and architected upon the pioneering methodologies established by the</w:t>
+        <w:t xml:space="preserve">Ty-Code's multi-harness routing capability was deeply inspired by and architected upon the pioneering methodologies established by the</w:t>
       </w:r>
       <w:r>
         <w:t xml:space="preserve"> </w:t>
@@ -1580,15 +1525,11 @@
       <w:r>
         <w:t xml:space="preserve">project:</w:t>
       </w:r>
-      <w:r>
-        <w:t xml:space="preserve"> </w:t>
-      </w:r>
-      <w:r>
-        <w:t xml:space="preserve">&gt;</w:t>
-      </w:r>
-      <w:r>
-        <w:t xml:space="preserve"> </w:t>
-      </w:r>
+    </w:p>
+    <w:p>
+      <w:pPr>
+        <w:pStyle w:val="BlockText"/>
+      </w:pPr>
       <w:r>
         <w:rPr>
           <w:b/>
@@ -1600,21 +1541,17 @@
         <w:t xml:space="preserve"> </w:t>
       </w:r>
       <w:hyperlink r:id="rId36">
-        <w:r>
-          <w:rPr>
-            <w:rStyle w:val="Hyperlink"/>
-          </w:rPr>
-          <w:t xml:space="preserve">https://github.com/Alishahryar1/free-claude-code.git</w:t>
-        </w:r>
+        <w:hyperlink r:id="rId36">
+          <w:r>
+            <w:rPr>
+              <w:rStyle w:val="Hyperlink"/>
+            </w:rPr>
+            <w:t xml:space="preserve">https://github.com/Alishahryar1/free-claude-code.git</w:t>
+          </w:r>
+        </w:hyperlink>
       </w:hyperlink>
       <w:r>
         <w:br/>
-      </w:r>
-      <w:r>
-        <w:t xml:space="preserve">&gt;</w:t>
-      </w:r>
-      <w:r>
-        <w:t xml:space="preserve"> </w:t>
       </w:r>
       <w:r>
         <w:rPr>
@@ -1631,771 +1568,16 @@
           <w:i/>
           <w:iCs/>
         </w:rPr>
-        <w:t xml:space="preserve">Free-model supply layer powered by free-claude-code (FCC) — AGPL-3.0 / MIT — https://github.com/Alishahryar1/free-claude-code</w:t>
-      </w:r>
-    </w:p>
-    <w:p>
-      <w:pPr>
-        <w:pStyle w:val="BodyText"/>
-      </w:pPr>
-      <w:r>
-        <w:t xml:space="preserve">By adapting FCC’s mock-free binary loopback architecture into Ty-Code’s hardened enterprise sandbox, we engineered a 100% Terms-of-Service-compliant, voice-supported, and session-aware supply layer.</w:t>
-      </w:r>
-      <w:r>
-        <w:br/>
-      </w:r>
-      <w:r>
-        <w:t xml:space="preserve">This open-source breakthrough allows developers to build, test, and iterate without spending a single dollar on initial token budgets.</w:t>
-      </w:r>
-      <w:r>
-        <w:br/>
-      </w:r>
-      <w:r>
-        <w:t xml:space="preserve">It stands as definitive proof that community-driven open innovation builds superior, more resilient developer tools than closed corporate gardens.</w:t>
-      </w:r>
-    </w:p>
-    <w:p>
-      <w:r>
-        <w:pict>
-          <v:rect style="width:0;height:1.5pt" o:hralign="center" o:hrstd="t" o:hr="t"/>
-        </w:pict>
-      </w:r>
-    </w:p>
-    <w:p>
-      <w:pPr>
-        <w:pStyle w:val="Heading2"/>
-      </w:pPr>
-      <w:bookmarkStart w:id="37" w:name="_71370e121697a6ee95419eb81987dd603ab639f"/>
-      <w:r>
-        <w:t xml:space="preserve">5. Enterprise Security &amp; Compliance</w:t>
-      </w:r>
-      <w:bookmarkEnd w:id="37"/>
-    </w:p>
-    <w:p>
-      <w:pPr>
-        <w:pStyle w:val="BlockText"/>
-      </w:pPr>
-      <w:r>
-        <w:rPr>
-          <w:b/>
-          <w:bCs/>
-        </w:rPr>
-        <w:t xml:space="preserve">[UI / Visual Concept]</w:t>
-      </w:r>
-      <w:r>
-        <w:br/>
-      </w:r>
-      <w:r>
-        <w:t xml:space="preserve">Enterprise security dashboard badge grid. Four cryptographic security shield cards detailing technical protocol compliance, alongside a downloadable link to our audited machine-readable test artifacts.</w:t>
-      </w:r>
-    </w:p>
-    <w:p>
-      <w:pPr>
-        <w:pStyle w:val="Heading3"/>
-      </w:pPr>
-      <w:bookmarkStart w:id="38" w:name="_33ecba76da6741e68854a4373e92dfc6d978773"/>
-      <w:r>
-        <w:t xml:space="preserve">Section Eyebrow</w:t>
-      </w:r>
-      <w:bookmarkEnd w:id="38"/>
-    </w:p>
-    <w:p>
-      <w:pPr>
-        <w:pStyle w:val="FirstParagraph"/>
-      </w:pPr>
-      <w:r>
-        <w:rPr>
-          <w:rStyle w:val="VerbatimChar"/>
-        </w:rPr>
-        <w:t xml:space="preserve">ENTERPRISE GRADE DATA SOVEREIGNTY</w:t>
-      </w:r>
-    </w:p>
-    <w:p>
-      <w:pPr>
-        <w:pStyle w:val="Heading3"/>
-      </w:pPr>
-      <w:bookmarkStart w:id="39" w:name="_4aadadf11369a150350ea21d39260d48338c23c"/>
-      <w:r>
-        <w:t xml:space="preserve">Section Headline</w:t>
-      </w:r>
-      <w:bookmarkEnd w:id="39"/>
-    </w:p>
-    <w:p>
-      <w:pPr>
-        <w:pStyle w:val="Heading3"/>
-      </w:pPr>
-      <w:bookmarkStart w:id="40" w:name="_1646fa72d58b02fcf900052f2d3e34456deab4c"/>
-      <w:r>
-        <w:t xml:space="preserve">Engineered for Healthcare, Defense, and Regulated Engineering.</w:t>
-      </w:r>
-      <w:bookmarkEnd w:id="40"/>
-    </w:p>
-    <w:p>
-      <w:pPr>
-        <w:pStyle w:val="SourceCode"/>
-      </w:pPr>
-      <w:r>
-        <w:rPr>
-          <w:rStyle w:val="VerbatimChar"/>
-        </w:rPr>
-        <w:t xml:space="preserve">+------------------------+  +------------------------+  +------------------------+  +------------------------+</w:t>
-      </w:r>
-      <w:r>
-        <w:br/>
-      </w:r>
-      <w:r>
-        <w:rPr>
-          <w:rStyle w:val="VerbatimChar"/>
-        </w:rPr>
-        <w:t xml:space="preserve">|    🔒 Zero-Telemetry   |  |   🛡️ 3-Tier Sandbox    |  |     🏥 HIPAA &amp; SOC2    |  |    ✈️ Air-Gap Capable   |</w:t>
-      </w:r>
-      <w:r>
-        <w:br/>
-      </w:r>
-      <w:r>
-        <w:rPr>
-          <w:rStyle w:val="VerbatimChar"/>
-        </w:rPr>
-        <w:t xml:space="preserve">| No AST or code egress. |  | PTY env scrubbing &amp;    |  | Meets strict non-      |  | Fully offline with     |</w:t>
-      </w:r>
-      <w:r>
-        <w:br/>
-      </w:r>
-      <w:r>
-        <w:rPr>
-          <w:rStyle w:val="VerbatimChar"/>
-        </w:rPr>
-        <w:t xml:space="preserve">| Pure local indexing.   |  | path containment.      |  | exfiltration criteria. |  | local vLLM / Ollama.   |</w:t>
-      </w:r>
-      <w:r>
-        <w:br/>
-      </w:r>
-      <w:r>
-        <w:rPr>
-          <w:rStyle w:val="VerbatimChar"/>
-        </w:rPr>
-        <w:t xml:space="preserve">+------------------------+  +------------------------+  +------------------------+  +------------------------+</w:t>
-      </w:r>
-    </w:p>
-    <w:p>
-      <w:pPr>
-        <w:pStyle w:val="Heading4"/>
-      </w:pPr>
-      <w:bookmarkStart w:id="41" w:name="_55e87d955294611c36f5677606fb9c7bcc398b0"/>
-      <w:r>
-        <w:t xml:space="preserve">Technical Security Pillars:</w:t>
-      </w:r>
-      <w:bookmarkEnd w:id="41"/>
-    </w:p>
-    <w:p>
-      <w:pPr>
-        <w:pStyle w:val="Compact"/>
-        <w:numPr>
-          <w:ilvl w:val="0"/>
-          <w:numId w:val="1002"/>
-        </w:numPr>
-      </w:pPr>
-      <w:r>
-        <w:rPr>
-          <w:b/>
-          <w:bCs/>
-        </w:rPr>
-        <w:t xml:space="preserve">HIPAA &amp; SOC2 Type II Alignment:</w:t>
-      </w:r>
-      <w:r>
-        <w:t xml:space="preserve"> </w:t>
-      </w:r>
-      <w:r>
-        <w:t xml:space="preserve">Because Ty-Code never routes repository files to external indexing servers, your compliance perimeter remains strictly confined to your managed hardware.</w:t>
-      </w:r>
-    </w:p>
-    <w:p>
-      <w:pPr>
-        <w:pStyle w:val="Compact"/>
-        <w:numPr>
-          <w:ilvl w:val="0"/>
-          <w:numId w:val="1002"/>
-        </w:numPr>
-      </w:pPr>
-      <w:r>
-        <w:rPr>
-          <w:b/>
-          <w:bCs/>
-        </w:rPr>
-        <w:t xml:space="preserve">Three-Tier Terminal Sandbox:</w:t>
-      </w:r>
-      <w:r>
-        <w:t xml:space="preserve"> </w:t>
-      </w:r>
-      <w:r>
-        <w:t xml:space="preserve">Automated agent commands run under strict allowlist policies with aggressive PTY environment scrubbing that strips API keys and secrets before execution.</w:t>
-      </w:r>
-    </w:p>
-    <w:p>
-      <w:pPr>
-        <w:pStyle w:val="Compact"/>
-        <w:numPr>
-          <w:ilvl w:val="0"/>
-          <w:numId w:val="1002"/>
-        </w:numPr>
-      </w:pPr>
-      <w:r>
-        <w:rPr>
-          <w:b/>
-          <w:bCs/>
-        </w:rPr>
-        <w:t xml:space="preserve">Hardware Credential Sealing:</w:t>
-      </w:r>
-      <w:r>
-        <w:t xml:space="preserve"> </w:t>
-      </w:r>
-      <w:r>
-        <w:t xml:space="preserve">All credentials remain locked in operating-system secure storage (</w:t>
-      </w:r>
-      <w:r>
-        <w:rPr>
-          <w:b/>
-          <w:bCs/>
-        </w:rPr>
-        <w:t xml:space="preserve">safeStorage</w:t>
-      </w:r>
-      <w:r>
-        <w:t xml:space="preserve">), preventing token theft from compromised local dependencies.</w:t>
-      </w:r>
-    </w:p>
-    <w:p>
-      <w:pPr>
-        <w:pStyle w:val="Compact"/>
-        <w:numPr>
-          <w:ilvl w:val="0"/>
-          <w:numId w:val="1002"/>
-        </w:numPr>
-      </w:pPr>
-      <w:r>
-        <w:rPr>
-          <w:b/>
-          <w:bCs/>
-        </w:rPr>
-        <w:t xml:space="preserve">Centralized MDM Governance:</w:t>
-      </w:r>
-      <w:r>
-        <w:t xml:space="preserve"> </w:t>
-      </w:r>
-      <w:r>
-        <w:t xml:space="preserve">IT security teams can deploy global policy configurations via Microsoft Intune, Jamf, or GPO to enforce private LLM VPC endpoints across 1,000+ engineers.</w:t>
-      </w:r>
-    </w:p>
-    <w:p>
-      <w:r>
-        <w:pict>
-          <v:rect style="width:0;height:1.5pt" o:hralign="center" o:hrstd="t" o:hr="t"/>
-        </w:pict>
-      </w:r>
-    </w:p>
-    <w:p>
-      <w:pPr>
-        <w:pStyle w:val="Heading2"/>
-      </w:pPr>
-      <w:bookmarkStart w:id="42" w:name="_47acefab42ff13d5e1b0593a5580781abc39288"/>
-      <w:r>
-        <w:t xml:space="preserve">6. Call To Action: Ready to Take Back Control?</w:t>
-      </w:r>
-      <w:bookmarkEnd w:id="42"/>
-    </w:p>
-    <w:p>
-      <w:pPr>
-        <w:pStyle w:val="BlockText"/>
-      </w:pPr>
-      <w:r>
-        <w:rPr>
-          <w:b/>
-          <w:bCs/>
-        </w:rPr>
-        <w:t xml:space="preserve">[UI / Visual Concept]</w:t>
-      </w:r>
-      <w:r>
-        <w:br/>
-      </w:r>
-      <w:r>
-        <w:t xml:space="preserve">Immersive banner with animated subtle matrix code rain in the deep background. Prominent download buttons with automatic OS detection and copyable terminal quick-start commands.</w:t>
-      </w:r>
-    </w:p>
-    <w:p>
-      <w:pPr>
-        <w:pStyle w:val="Heading3"/>
-      </w:pPr>
-      <w:bookmarkStart w:id="43" w:name="_headline"/>
-      <w:r>
-        <w:t xml:space="preserve">Headline</w:t>
-      </w:r>
-      <w:bookmarkEnd w:id="43"/>
-    </w:p>
-    <w:p>
-      <w:pPr>
-        <w:pStyle w:val="Heading3"/>
-      </w:pPr>
-      <w:bookmarkStart w:id="44" w:name="_194f81fd7e87d22e908ae5c9183382964c45678"/>
-      <w:r>
-        <w:t xml:space="preserve">Code at Full Speed. Keep Your Intellectual Property Yours.</w:t>
-      </w:r>
-      <w:bookmarkEnd w:id="44"/>
-    </w:p>
-    <w:p>
-      <w:pPr>
-        <w:pStyle w:val="FirstParagraph"/>
-      </w:pPr>
-      <w:r>
-        <w:t xml:space="preserve">Join thousands of senior architects, startup builders, and open-source developers who have switched to local-first AI engineering.</w:t>
-      </w:r>
-      <w:r>
-        <w:br/>
-      </w:r>
-      <w:r>
-        <w:t xml:space="preserve">Install in seconds. No credit card required.</w:t>
-      </w:r>
-    </w:p>
-    <w:p>
-      <w:pPr>
-        <w:pStyle w:val="FirstParagraph"/>
-        <w:numPr>
-          <w:ilvl w:val="0"/>
-          <w:numId w:val="1003"/>
-        </w:numPr>
-      </w:pPr>
-      <w:r>
-        <w:rPr>
-          <w:b/>
-          <w:bCs/>
-        </w:rPr>
-        <w:t xml:space="preserve">[Button: Download for Windows / macOS / Linux]</w:t>
-      </w:r>
-      <w:r>
-        <w:t xml:space="preserve"> </w:t>
-      </w:r>
-      <w:r>
-        <w:rPr>
-          <w:rStyle w:val="VerbatimChar"/>
-        </w:rPr>
-        <w:t xml:space="preserve">Get Ty-Code v1.0.0 Now</w:t>
-      </w:r>
-    </w:p>
-    <w:p>
-      <w:pPr>
-        <w:pStyle w:val="FirstParagraph"/>
-        <w:numPr>
-          <w:ilvl w:val="0"/>
-          <w:numId w:val="1003"/>
-        </w:numPr>
-      </w:pPr>
-      <w:r>
-        <w:rPr>
-          <w:b/>
-          <w:bCs/>
-        </w:rPr>
-        <w:t xml:space="preserve">[Terminal Box: One-Liner Install]</w:t>
-      </w:r>
-    </w:p>
-    <w:p>
-      <w:pPr>
-        <w:pStyle w:val="SourceCode"/>
-        <w:numPr>
-          <w:ilvl w:val="0"/>
-          <w:numId w:val="1000"/>
-        </w:numPr>
-      </w:pPr>
-      <w:r>
-        <w:rPr>
-          <w:rStyle w:val="FunctionTok"/>
-        </w:rPr>
-        <w:t xml:space="preserve">git</w:t>
-      </w:r>
-      <w:r>
-        <w:rPr>
-          <w:rStyle w:val="NormalTok"/>
-        </w:rPr>
-        <w:t xml:space="preserve"> clone https://github.com/JTyrell/Ty-Code.git </w:t>
-      </w:r>
-      <w:r>
-        <w:rPr>
-          <w:rStyle w:val="KeywordTok"/>
-        </w:rPr>
-        <w:t xml:space="preserve">&amp;&amp;</w:t>
-      </w:r>
-      <w:r>
-        <w:rPr>
-          <w:rStyle w:val="NormalTok"/>
-        </w:rPr>
-        <w:t xml:space="preserve"> </w:t>
-      </w:r>
-      <w:r>
-        <w:rPr>
-          <w:rStyle w:val="BuiltInTok"/>
-        </w:rPr>
-        <w:t xml:space="preserve">cd</w:t>
-      </w:r>
-      <w:r>
-        <w:rPr>
-          <w:rStyle w:val="NormalTok"/>
-        </w:rPr>
-        <w:t xml:space="preserve"> Ty-Code </w:t>
-      </w:r>
-      <w:r>
-        <w:rPr>
-          <w:rStyle w:val="KeywordTok"/>
-        </w:rPr>
-        <w:t xml:space="preserve">&amp;&amp;</w:t>
-      </w:r>
-      <w:r>
-        <w:rPr>
-          <w:rStyle w:val="NormalTok"/>
-        </w:rPr>
-        <w:t xml:space="preserve"> </w:t>
-      </w:r>
-      <w:r>
-        <w:rPr>
-          <w:rStyle w:val="ExtensionTok"/>
-        </w:rPr>
-        <w:t xml:space="preserve">npm</w:t>
-      </w:r>
-      <w:r>
-        <w:rPr>
-          <w:rStyle w:val="NormalTok"/>
-        </w:rPr>
-        <w:t xml:space="preserve"> ci </w:t>
-      </w:r>
-      <w:r>
-        <w:rPr>
-          <w:rStyle w:val="KeywordTok"/>
-        </w:rPr>
-        <w:t xml:space="preserve">&amp;&amp;</w:t>
-      </w:r>
-      <w:r>
-        <w:rPr>
-          <w:rStyle w:val="NormalTok"/>
-        </w:rPr>
-        <w:t xml:space="preserve"> </w:t>
-      </w:r>
-      <w:r>
-        <w:rPr>
-          <w:rStyle w:val="ExtensionTok"/>
-        </w:rPr>
-        <w:t xml:space="preserve">npm</w:t>
-      </w:r>
-      <w:r>
-        <w:rPr>
-          <w:rStyle w:val="NormalTok"/>
-        </w:rPr>
-        <w:t xml:space="preserve"> run dev</w:t>
-      </w:r>
-    </w:p>
-    <w:p>
-      <w:r>
-        <w:pict>
-          <v:rect style="width:0;height:1.5pt" o:hralign="center" o:hrstd="t" o:hr="t"/>
-        </w:pict>
-      </w:r>
-    </w:p>
-    <w:p>
-      <w:pPr>
-        <w:pStyle w:val="Heading2"/>
-      </w:pPr>
-      <w:bookmarkStart w:id="45" w:name="_b1f814ecd16914bfdf04918099f7d11d5898244"/>
-      <w:r>
-        <w:t xml:space="preserve">7. Website Footer</w:t>
-      </w:r>
-      <w:bookmarkEnd w:id="45"/>
-    </w:p>
-    <w:p>
-      <w:pPr>
-        <w:pStyle w:val="BlockText"/>
-      </w:pPr>
-      <w:r>
-        <w:rPr>
-          <w:b/>
-          <w:bCs/>
-        </w:rPr>
-        <w:t xml:space="preserve">[UI / Visual Concept]</w:t>
-      </w:r>
-      <w:r>
-        <w:br/>
-      </w:r>
-      <w:r>
-        <w:t xml:space="preserve">Clean, structured four-column developer footer with copyright, security whitepaper links, GitHub repository stats, and permanent open-source attribution.</w:t>
-      </w:r>
-    </w:p>
-    <w:p>
-      <w:pPr>
-        <w:pStyle w:val="Heading3"/>
-      </w:pPr>
-      <w:bookmarkStart w:id="46" w:name="_933cdc45290d2dac43c7eb1fb8c9982def47e10"/>
-      <w:r>
-        <w:t xml:space="preserve">Column 1: Product</w:t>
-      </w:r>
-      <w:bookmarkEnd w:id="46"/>
-    </w:p>
-    <w:p>
-      <w:pPr>
-        <w:pStyle w:val="Compact"/>
-        <w:numPr>
-          <w:ilvl w:val="0"/>
-          <w:numId w:val="1004"/>
-        </w:numPr>
-      </w:pPr>
-      <w:hyperlink r:id="rId47">
-        <w:r>
-          <w:rPr>
-            <w:rStyle w:val="Hyperlink"/>
-          </w:rPr>
-          <w:t xml:space="preserve">Download Binaries</w:t>
-        </w:r>
-      </w:hyperlink>
-    </w:p>
-    <w:p>
-      <w:pPr>
-        <w:pStyle w:val="Compact"/>
-        <w:numPr>
-          <w:ilvl w:val="0"/>
-          <w:numId w:val="1004"/>
-        </w:numPr>
-      </w:pPr>
-      <w:hyperlink r:id="rId48">
-        <w:r>
-          <w:rPr>
-            <w:rStyle w:val="Hyperlink"/>
-          </w:rPr>
-          <w:t xml:space="preserve">Enterprise Whitepaper</w:t>
-        </w:r>
-      </w:hyperlink>
-    </w:p>
-    <w:p>
-      <w:pPr>
-        <w:pStyle w:val="Compact"/>
-        <w:numPr>
-          <w:ilvl w:val="0"/>
-          <w:numId w:val="1004"/>
-        </w:numPr>
-      </w:pPr>
-      <w:hyperlink r:id="rId49">
-        <w:r>
-          <w:rPr>
-            <w:rStyle w:val="Hyperlink"/>
-          </w:rPr>
-          <w:t xml:space="preserve">Release Notes &amp; Roadmap</w:t>
-        </w:r>
-      </w:hyperlink>
-    </w:p>
-    <w:p>
-      <w:pPr>
-        <w:pStyle w:val="Compact"/>
-        <w:numPr>
-          <w:ilvl w:val="0"/>
-          <w:numId w:val="1004"/>
-        </w:numPr>
-      </w:pPr>
-      <w:hyperlink r:id="rId50">
-        <w:r>
-          <w:rPr>
-            <w:rStyle w:val="Hyperlink"/>
-          </w:rPr>
-          <w:t xml:space="preserve">Documentation &amp; Quickstart</w:t>
-        </w:r>
-      </w:hyperlink>
-    </w:p>
-    <w:p>
-      <w:pPr>
-        <w:pStyle w:val="Heading3"/>
-      </w:pPr>
-      <w:bookmarkStart w:id="51" w:name="_d0e0b024cf2320232393e8272e65017d1bb3cc1"/>
-      <w:r>
-        <w:t xml:space="preserve">Column 2: Security &amp; Architecture</w:t>
-      </w:r>
-      <w:bookmarkEnd w:id="51"/>
-    </w:p>
-    <w:p>
-      <w:pPr>
-        <w:pStyle w:val="Compact"/>
-        <w:numPr>
-          <w:ilvl w:val="0"/>
-          <w:numId w:val="1005"/>
-        </w:numPr>
-      </w:pPr>
-      <w:hyperlink r:id="rId52">
-        <w:r>
-          <w:rPr>
-            <w:rStyle w:val="Hyperlink"/>
-          </w:rPr>
-          <w:t xml:space="preserve">Zero-Telemetry Model</w:t>
-        </w:r>
-      </w:hyperlink>
-    </w:p>
-    <w:p>
-      <w:pPr>
-        <w:pStyle w:val="Compact"/>
-        <w:numPr>
-          <w:ilvl w:val="0"/>
-          <w:numId w:val="1005"/>
-        </w:numPr>
-      </w:pPr>
-      <w:hyperlink r:id="rId53">
-        <w:r>
-          <w:rPr>
-            <w:rStyle w:val="Hyperlink"/>
-          </w:rPr>
-          <w:t xml:space="preserve">Terminal Sandbox Policy</w:t>
-        </w:r>
-      </w:hyperlink>
-    </w:p>
-    <w:p>
-      <w:pPr>
-        <w:pStyle w:val="Compact"/>
-        <w:numPr>
-          <w:ilvl w:val="0"/>
-          <w:numId w:val="1005"/>
-        </w:numPr>
-      </w:pPr>
-      <w:hyperlink r:id="rId54">
-        <w:r>
-          <w:rPr>
-            <w:rStyle w:val="Hyperlink"/>
-          </w:rPr>
-          <w:t xml:space="preserve">Verified Audit Traces</w:t>
-        </w:r>
-      </w:hyperlink>
-    </w:p>
-    <w:p>
-      <w:pPr>
-        <w:pStyle w:val="Compact"/>
-        <w:numPr>
-          <w:ilvl w:val="0"/>
-          <w:numId w:val="1005"/>
-        </w:numPr>
-      </w:pPr>
-      <w:hyperlink r:id="rId55">
-        <w:r>
-          <w:rPr>
-            <w:rStyle w:val="Hyperlink"/>
-          </w:rPr>
-          <w:t xml:space="preserve">Bug Bounty &amp; Vulnerability Disclosure</w:t>
-        </w:r>
-      </w:hyperlink>
-    </w:p>
-    <w:p>
-      <w:pPr>
-        <w:pStyle w:val="Heading3"/>
-      </w:pPr>
-      <w:bookmarkStart w:id="56" w:name="_c9b8f87570caf543735c9c29a31738f3ad3d078"/>
-      <w:r>
-        <w:t xml:space="preserve">Column 3: Open Source &amp; Community</w:t>
-      </w:r>
-      <w:bookmarkEnd w:id="56"/>
-    </w:p>
-    <w:p>
-      <w:pPr>
-        <w:pStyle w:val="Compact"/>
-        <w:numPr>
-          <w:ilvl w:val="0"/>
-          <w:numId w:val="1006"/>
-        </w:numPr>
-      </w:pPr>
-      <w:hyperlink r:id="rId57">
-        <w:r>
-          <w:rPr>
-            <w:rStyle w:val="Hyperlink"/>
-          </w:rPr>
-          <w:t xml:space="preserve">GitHub Repository</w:t>
-        </w:r>
-      </w:hyperlink>
-    </w:p>
-    <w:p>
-      <w:pPr>
-        <w:pStyle w:val="Compact"/>
-        <w:numPr>
-          <w:ilvl w:val="0"/>
-          <w:numId w:val="1006"/>
-        </w:numPr>
-      </w:pPr>
-      <w:hyperlink r:id="rId58">
-        <w:r>
-          <w:rPr>
-            <w:rStyle w:val="Hyperlink"/>
-          </w:rPr>
-          <w:t xml:space="preserve">Discord Developer Community</w:t>
-        </w:r>
-      </w:hyperlink>
-    </w:p>
-    <w:p>
-      <w:pPr>
-        <w:pStyle w:val="Compact"/>
-        <w:numPr>
-          <w:ilvl w:val="0"/>
-          <w:numId w:val="1006"/>
-        </w:numPr>
-      </w:pPr>
-      <w:hyperlink r:id="rId59">
-        <w:r>
-          <w:rPr>
-            <w:rStyle w:val="Hyperlink"/>
-          </w:rPr>
-          <w:t xml:space="preserve">Contributing Guidelines</w:t>
-        </w:r>
-      </w:hyperlink>
-    </w:p>
-    <w:p>
-      <w:pPr>
-        <w:pStyle w:val="Compact"/>
-        <w:numPr>
-          <w:ilvl w:val="0"/>
-          <w:numId w:val="1006"/>
-        </w:numPr>
-      </w:pPr>
-      <w:hyperlink r:id="rId60">
-        <w:r>
-          <w:rPr>
-            <w:rStyle w:val="Hyperlink"/>
-          </w:rPr>
-          <w:t xml:space="preserve">MIT License</w:t>
-        </w:r>
-      </w:hyperlink>
-    </w:p>
-    <w:p>
-      <w:pPr>
-        <w:pStyle w:val="Heading3"/>
-      </w:pPr>
-      <w:bookmarkStart w:id="61" w:name="_75740259cf33f98b36c7819dcba5e449ae7ce84"/>
-      <w:r>
-        <w:t xml:space="preserve">Bottom Bar &amp; Standing Attribution</w:t>
-      </w:r>
-      <w:bookmarkEnd w:id="61"/>
-    </w:p>
-    <w:p>
-      <w:pPr>
-        <w:pStyle w:val="BlockText"/>
-      </w:pPr>
-      <w:r>
-        <w:rPr>
-          <w:b/>
-          <w:bCs/>
-        </w:rPr>
-        <w:t xml:space="preserve">Built on the shoulders of giants.</w:t>
-      </w:r>
-      <w:r>
-        <w:br/>
+        <w:t xml:space="preserve">Free-model supply layer powered by free-claude-code (FCC), AGPL-3.0 / MIT,</w:t>
       </w:r>
       <w:r>
         <w:rPr>
           <w:i/>
           <w:iCs/>
         </w:rPr>
-        <w:t xml:space="preserve">Free-model supply layer powered by free-claude-code (FCC) — AGPL-3.0 / MIT —</w:t>
-      </w:r>
-      <w:r>
-        <w:rPr>
-          <w:i/>
-          <w:iCs/>
-        </w:rPr>
-        <w:t xml:space="preserve"> </w:t>
-      </w:r>
-      <w:hyperlink r:id="rId62">
+        <w:t xml:space="preserve"> </w:t>
+      </w:r>
+      <w:hyperlink r:id="rId37">
         <w:r>
           <w:rPr>
             <w:rStyle w:val="Hyperlink"/>
@@ -2404,6 +1586,780 @@
           </w:rPr>
           <w:t xml:space="preserve">https://github.com/Alishahryar1/free-claude-code</w:t>
         </w:r>
+      </w:hyperlink>
+    </w:p>
+    <w:p>
+      <w:pPr>
+        <w:pStyle w:val="FirstParagraph"/>
+      </w:pPr>
+      <w:r>
+        <w:t xml:space="preserve">By adapting FCC's mock-free binary loopback architecture into Ty-Code’s hardened enterprise sandbox, we engineered a 100% Terms-of-Service-compliant, voice-supported, and session-aware supply layer.</w:t>
+      </w:r>
+      <w:r>
+        <w:br/>
+      </w:r>
+      <w:r>
+        <w:t xml:space="preserve">This open-source breakthrough allows developers to build, test, and iterate without spending a single dollar on initial token budgets.</w:t>
+      </w:r>
+      <w:r>
+        <w:br/>
+      </w:r>
+      <w:r>
+        <w:t xml:space="preserve">It stands as definitive proof that community-driven open innovation builds superior, more resilient developer tools than closed corporate gardens.</w:t>
+      </w:r>
+    </w:p>
+    <w:p>
+      <w:r>
+        <w:pict>
+          <v:rect style="width:0;height:1.5pt" o:hralign="center" o:hrstd="t" o:hr="t"/>
+        </w:pict>
+      </w:r>
+    </w:p>
+    <w:p>
+      <w:pPr>
+        <w:pStyle w:val="Heading2"/>
+      </w:pPr>
+      <w:bookmarkStart w:id="38" w:name="_ae66ee3e12dfb9cb6987eee4d4da75ebe174e71"/>
+      <w:r>
+        <w:t xml:space="preserve">5. Enterprise Security &amp; Compliance</w:t>
+      </w:r>
+      <w:bookmarkEnd w:id="38"/>
+    </w:p>
+    <w:p>
+      <w:pPr>
+        <w:pStyle w:val="BlockText"/>
+      </w:pPr>
+      <w:r>
+        <w:rPr>
+          <w:b/>
+          <w:bCs/>
+        </w:rPr>
+        <w:t xml:space="preserve">[UI / Visual Concept]</w:t>
+      </w:r>
+      <w:r>
+        <w:br/>
+      </w:r>
+      <w:r>
+        <w:t xml:space="preserve">Enterprise security dashboard badge grid. Four cryptographic security shield cards detailing technical protocol compliance, alongside a downloadable link to our audited machine-readable test artifacts.</w:t>
+      </w:r>
+    </w:p>
+    <w:p>
+      <w:pPr>
+        <w:pStyle w:val="Heading3"/>
+      </w:pPr>
+      <w:bookmarkStart w:id="39" w:name="_33ecba76da6741e68854a4373e92dfc6d978773"/>
+      <w:r>
+        <w:t xml:space="preserve">Section Eyebrow</w:t>
+      </w:r>
+      <w:bookmarkEnd w:id="39"/>
+    </w:p>
+    <w:p>
+      <w:pPr>
+        <w:pStyle w:val="FirstParagraph"/>
+      </w:pPr>
+      <w:r>
+        <w:rPr>
+          <w:rStyle w:val="VerbatimChar"/>
+        </w:rPr>
+        <w:t xml:space="preserve">ENTERPRISE GRADE DATA SOVEREIGNTY</w:t>
+      </w:r>
+    </w:p>
+    <w:p>
+      <w:pPr>
+        <w:pStyle w:val="Heading3"/>
+      </w:pPr>
+      <w:bookmarkStart w:id="40" w:name="_4aadadf11369a150350ea21d39260d48338c23c"/>
+      <w:r>
+        <w:t xml:space="preserve">Section Headline</w:t>
+      </w:r>
+      <w:bookmarkEnd w:id="40"/>
+    </w:p>
+    <w:p>
+      <w:pPr>
+        <w:pStyle w:val="Heading3"/>
+      </w:pPr>
+      <w:bookmarkStart w:id="41" w:name="_f062df79d0a466322be074a44d773da17ba4636"/>
+      <w:r>
+        <w:t xml:space="preserve">Engineered for Healthcare, Defense, and Regulated Engineering.</w:t>
+      </w:r>
+      <w:bookmarkEnd w:id="41"/>
+    </w:p>
+    <w:p>
+      <w:pPr>
+        <w:pStyle w:val="SourceCode"/>
+      </w:pPr>
+      <w:r>
+        <w:rPr>
+          <w:rStyle w:val="VerbatimChar"/>
+        </w:rPr>
+        <w:t xml:space="preserve">+------------------------+  +------------------------+  +------------------------+  +------------------------+</w:t>
+      </w:r>
+      <w:r>
+        <w:br/>
+      </w:r>
+      <w:r>
+        <w:rPr>
+          <w:rStyle w:val="VerbatimChar"/>
+        </w:rPr>
+        <w:t xml:space="preserve">|    🔒 Zero-Telemetry   |  |   🛡️ 3-Tier Sandbox    |  |     🏥 HIPAA &amp; SOC2    |  |    ✈️ Air-Gap Capable   |</w:t>
+      </w:r>
+      <w:r>
+        <w:br/>
+      </w:r>
+      <w:r>
+        <w:rPr>
+          <w:rStyle w:val="VerbatimChar"/>
+        </w:rPr>
+        <w:t xml:space="preserve">| No AST or code egress. |  | PTY env scrubbing &amp;    |  | Meets strict non-      |  | Fully offline with     |</w:t>
+      </w:r>
+      <w:r>
+        <w:br/>
+      </w:r>
+      <w:r>
+        <w:rPr>
+          <w:rStyle w:val="VerbatimChar"/>
+        </w:rPr>
+        <w:t xml:space="preserve">| Pure local indexing.   |  | path containment.      |  | exfiltration criteria. |  | local vLLM / Ollama.   |</w:t>
+      </w:r>
+      <w:r>
+        <w:br/>
+      </w:r>
+      <w:r>
+        <w:rPr>
+          <w:rStyle w:val="VerbatimChar"/>
+        </w:rPr>
+        <w:t xml:space="preserve">+------------------------+  +------------------------+  +------------------------+  +------------------------+</w:t>
+      </w:r>
+    </w:p>
+    <w:p>
+      <w:pPr>
+        <w:pStyle w:val="Heading4"/>
+      </w:pPr>
+      <w:bookmarkStart w:id="42" w:name="_55e87d955294611c36f5677606fb9c7bcc398b0"/>
+      <w:r>
+        <w:t xml:space="preserve">Technical Security Pillars:</w:t>
+      </w:r>
+      <w:bookmarkEnd w:id="42"/>
+    </w:p>
+    <w:p>
+      <w:pPr>
+        <w:pStyle w:val="Compact"/>
+        <w:numPr>
+          <w:ilvl w:val="0"/>
+          <w:numId w:val="1002"/>
+        </w:numPr>
+      </w:pPr>
+      <w:r>
+        <w:rPr>
+          <w:b/>
+          <w:bCs/>
+        </w:rPr>
+        <w:t xml:space="preserve">HIPAA &amp; SOC2 Type II Alignment:</w:t>
+      </w:r>
+      <w:r>
+        <w:t xml:space="preserve"> </w:t>
+      </w:r>
+      <w:r>
+        <w:t xml:space="preserve">Because Ty-Code never routes repository files to external indexing servers, your compliance perimeter remains strictly confined to your managed hardware.</w:t>
+      </w:r>
+    </w:p>
+    <w:p>
+      <w:pPr>
+        <w:pStyle w:val="Compact"/>
+        <w:numPr>
+          <w:ilvl w:val="0"/>
+          <w:numId w:val="1002"/>
+        </w:numPr>
+      </w:pPr>
+      <w:r>
+        <w:rPr>
+          <w:b/>
+          <w:bCs/>
+        </w:rPr>
+        <w:t xml:space="preserve">Three-Tier Terminal Sandbox:</w:t>
+      </w:r>
+      <w:r>
+        <w:t xml:space="preserve"> </w:t>
+      </w:r>
+      <w:r>
+        <w:t xml:space="preserve">Automated agent commands run under strict allowlist policies with aggressive PTY environment scrubbing that strips API keys and secrets before execution.</w:t>
+      </w:r>
+    </w:p>
+    <w:p>
+      <w:pPr>
+        <w:pStyle w:val="Compact"/>
+        <w:numPr>
+          <w:ilvl w:val="0"/>
+          <w:numId w:val="1002"/>
+        </w:numPr>
+      </w:pPr>
+      <w:r>
+        <w:rPr>
+          <w:b/>
+          <w:bCs/>
+        </w:rPr>
+        <w:t xml:space="preserve">Hardware Credential Sealing:</w:t>
+      </w:r>
+      <w:r>
+        <w:t xml:space="preserve"> </w:t>
+      </w:r>
+      <w:r>
+        <w:t xml:space="preserve">All credentials remain locked in operating-system secure storage (</w:t>
+      </w:r>
+      <w:r>
+        <w:rPr>
+          <w:b/>
+          <w:bCs/>
+        </w:rPr>
+        <w:t xml:space="preserve">safeStorage</w:t>
+      </w:r>
+      <w:r>
+        <w:t xml:space="preserve">), preventing token theft from compromised local dependencies.</w:t>
+      </w:r>
+    </w:p>
+    <w:p>
+      <w:pPr>
+        <w:pStyle w:val="Compact"/>
+        <w:numPr>
+          <w:ilvl w:val="0"/>
+          <w:numId w:val="1002"/>
+        </w:numPr>
+      </w:pPr>
+      <w:r>
+        <w:rPr>
+          <w:b/>
+          <w:bCs/>
+        </w:rPr>
+        <w:t xml:space="preserve">Centralized MDM Governance:</w:t>
+      </w:r>
+      <w:r>
+        <w:t xml:space="preserve"> </w:t>
+      </w:r>
+      <w:r>
+        <w:t xml:space="preserve">IT security teams can deploy global policy configurations via Microsoft Intune, Jamf, or GPO to enforce private LLM VPC endpoints across 1,000+ engineers.</w:t>
+      </w:r>
+    </w:p>
+    <w:p>
+      <w:r>
+        <w:pict>
+          <v:rect style="width:0;height:1.5pt" o:hralign="center" o:hrstd="t" o:hr="t"/>
+        </w:pict>
+      </w:r>
+    </w:p>
+    <w:p>
+      <w:pPr>
+        <w:pStyle w:val="Heading2"/>
+      </w:pPr>
+      <w:bookmarkStart w:id="43" w:name="_12de8355f3e852b820a9028b059b8b7fdb4049f"/>
+      <w:r>
+        <w:t xml:space="preserve">6. Call To Action: Ready to Take Back Control?</w:t>
+      </w:r>
+      <w:bookmarkEnd w:id="43"/>
+    </w:p>
+    <w:p>
+      <w:pPr>
+        <w:pStyle w:val="BlockText"/>
+      </w:pPr>
+      <w:r>
+        <w:rPr>
+          <w:b/>
+          <w:bCs/>
+        </w:rPr>
+        <w:t xml:space="preserve">[UI / Visual Concept]</w:t>
+      </w:r>
+      <w:r>
+        <w:br/>
+      </w:r>
+      <w:r>
+        <w:t xml:space="preserve">Immersive banner with animated subtle matrix code rain in the deep background. Prominent download buttons with automatic OS detection and copyable terminal quick-start commands.</w:t>
+      </w:r>
+    </w:p>
+    <w:p>
+      <w:pPr>
+        <w:pStyle w:val="Heading3"/>
+      </w:pPr>
+      <w:bookmarkStart w:id="44" w:name="_headline"/>
+      <w:r>
+        <w:t xml:space="preserve">Headline</w:t>
+      </w:r>
+      <w:bookmarkEnd w:id="44"/>
+    </w:p>
+    <w:p>
+      <w:pPr>
+        <w:pStyle w:val="Heading3"/>
+      </w:pPr>
+      <w:bookmarkStart w:id="45" w:name="_7511ec16b912cc325590a5d6c8eb8574eb37742"/>
+      <w:r>
+        <w:t xml:space="preserve">Code at Full Speed. Keep Your Intellectual Property Yours.</w:t>
+      </w:r>
+      <w:bookmarkEnd w:id="45"/>
+    </w:p>
+    <w:p>
+      <w:pPr>
+        <w:pStyle w:val="FirstParagraph"/>
+      </w:pPr>
+      <w:r>
+        <w:t xml:space="preserve">Join thousands of senior architects, startup builders, and open-source developers who have switched to local-first AI engineering.</w:t>
+      </w:r>
+      <w:r>
+        <w:br/>
+      </w:r>
+      <w:r>
+        <w:t xml:space="preserve">Install in seconds. No credit card required.</w:t>
+      </w:r>
+    </w:p>
+    <w:p>
+      <w:pPr>
+        <w:pStyle w:val="Compact"/>
+        <w:numPr>
+          <w:ilvl w:val="0"/>
+          <w:numId w:val="1003"/>
+        </w:numPr>
+      </w:pPr>
+      <w:r>
+        <w:rPr>
+          <w:b/>
+          <w:bCs/>
+        </w:rPr>
+        <w:t xml:space="preserve">[Button: Download for Windows / macOS / Linux]</w:t>
+      </w:r>
+      <w:r>
+        <w:t xml:space="preserve"> </w:t>
+      </w:r>
+      <w:r>
+        <w:rPr>
+          <w:rStyle w:val="VerbatimChar"/>
+        </w:rPr>
+        <w:t xml:space="preserve">Get Ty-Code v1.0.0 Now</w:t>
+      </w:r>
+    </w:p>
+    <w:p>
+      <w:pPr>
+        <w:pStyle w:val="Compact"/>
+        <w:numPr>
+          <w:ilvl w:val="0"/>
+          <w:numId w:val="1003"/>
+        </w:numPr>
+      </w:pPr>
+      <w:r>
+        <w:rPr>
+          <w:b/>
+          <w:bCs/>
+        </w:rPr>
+        <w:t xml:space="preserve">[Terminal Box: One-Liner Install]</w:t>
+      </w:r>
+    </w:p>
+    <w:p>
+      <w:pPr>
+        <w:pStyle w:val="SourceCode"/>
+        <w:numPr>
+          <w:ilvl w:val="0"/>
+          <w:numId w:val="1000"/>
+        </w:numPr>
+      </w:pPr>
+      <w:r>
+        <w:rPr>
+          <w:rStyle w:val="FunctionTok"/>
+        </w:rPr>
+        <w:t xml:space="preserve">git</w:t>
+      </w:r>
+      <w:r>
+        <w:rPr>
+          <w:rStyle w:val="NormalTok"/>
+        </w:rPr>
+        <w:t xml:space="preserve"> clone https://github.com/JTyrell/Ty-Code.git </w:t>
+      </w:r>
+      <w:r>
+        <w:rPr>
+          <w:rStyle w:val="KeywordTok"/>
+        </w:rPr>
+        <w:t xml:space="preserve">&amp;&amp;</w:t>
+      </w:r>
+      <w:r>
+        <w:rPr>
+          <w:rStyle w:val="NormalTok"/>
+        </w:rPr>
+        <w:t xml:space="preserve"> </w:t>
+      </w:r>
+      <w:r>
+        <w:rPr>
+          <w:rStyle w:val="BuiltInTok"/>
+        </w:rPr>
+        <w:t xml:space="preserve">cd</w:t>
+      </w:r>
+      <w:r>
+        <w:rPr>
+          <w:rStyle w:val="NormalTok"/>
+        </w:rPr>
+        <w:t xml:space="preserve"> Ty-Code </w:t>
+      </w:r>
+      <w:r>
+        <w:rPr>
+          <w:rStyle w:val="KeywordTok"/>
+        </w:rPr>
+        <w:t xml:space="preserve">&amp;&amp;</w:t>
+      </w:r>
+      <w:r>
+        <w:rPr>
+          <w:rStyle w:val="NormalTok"/>
+        </w:rPr>
+        <w:t xml:space="preserve"> </w:t>
+      </w:r>
+      <w:r>
+        <w:rPr>
+          <w:rStyle w:val="ExtensionTok"/>
+        </w:rPr>
+        <w:t xml:space="preserve">npm</w:t>
+      </w:r>
+      <w:r>
+        <w:rPr>
+          <w:rStyle w:val="NormalTok"/>
+        </w:rPr>
+        <w:t xml:space="preserve"> ci </w:t>
+      </w:r>
+      <w:r>
+        <w:rPr>
+          <w:rStyle w:val="KeywordTok"/>
+        </w:rPr>
+        <w:t xml:space="preserve">&amp;&amp;</w:t>
+      </w:r>
+      <w:r>
+        <w:rPr>
+          <w:rStyle w:val="NormalTok"/>
+        </w:rPr>
+        <w:t xml:space="preserve"> </w:t>
+      </w:r>
+      <w:r>
+        <w:rPr>
+          <w:rStyle w:val="ExtensionTok"/>
+        </w:rPr>
+        <w:t xml:space="preserve">npm</w:t>
+      </w:r>
+      <w:r>
+        <w:rPr>
+          <w:rStyle w:val="NormalTok"/>
+        </w:rPr>
+        <w:t xml:space="preserve"> run dev</w:t>
+      </w:r>
+    </w:p>
+    <w:p>
+      <w:r>
+        <w:pict>
+          <v:rect style="width:0;height:1.5pt" o:hralign="center" o:hrstd="t" o:hr="t"/>
+        </w:pict>
+      </w:r>
+    </w:p>
+    <w:p>
+      <w:pPr>
+        <w:pStyle w:val="Heading2"/>
+      </w:pPr>
+      <w:bookmarkStart w:id="46" w:name="_2e3d67f715d7123062f5e2b9afa3a45b0f8f1c2"/>
+      <w:r>
+        <w:t xml:space="preserve">7. Website Footer</w:t>
+      </w:r>
+      <w:bookmarkEnd w:id="46"/>
+    </w:p>
+    <w:p>
+      <w:pPr>
+        <w:pStyle w:val="BlockText"/>
+      </w:pPr>
+      <w:r>
+        <w:rPr>
+          <w:b/>
+          <w:bCs/>
+        </w:rPr>
+        <w:t xml:space="preserve">[UI / Visual Concept]</w:t>
+      </w:r>
+      <w:r>
+        <w:br/>
+      </w:r>
+      <w:r>
+        <w:t xml:space="preserve">Clean, structured four-column developer footer with copyright, security whitepaper links, GitHub repository stats, and permanent open-source attribution.</w:t>
+      </w:r>
+    </w:p>
+    <w:p>
+      <w:pPr>
+        <w:pStyle w:val="Heading3"/>
+      </w:pPr>
+      <w:bookmarkStart w:id="47" w:name="_933cdc45290d2dac43c7eb1fb8c9982def47e10"/>
+      <w:r>
+        <w:t xml:space="preserve">Column 1: Product</w:t>
+      </w:r>
+      <w:bookmarkEnd w:id="47"/>
+    </w:p>
+    <w:p>
+      <w:pPr>
+        <w:pStyle w:val="Compact"/>
+        <w:numPr>
+          <w:ilvl w:val="0"/>
+          <w:numId w:val="1004"/>
+        </w:numPr>
+      </w:pPr>
+      <w:hyperlink r:id="rId48">
+        <w:r>
+          <w:rPr>
+            <w:rStyle w:val="Hyperlink"/>
+          </w:rPr>
+          <w:t xml:space="preserve">Download Binaries</w:t>
+        </w:r>
+      </w:hyperlink>
+    </w:p>
+    <w:p>
+      <w:pPr>
+        <w:pStyle w:val="Compact"/>
+        <w:numPr>
+          <w:ilvl w:val="0"/>
+          <w:numId w:val="1004"/>
+        </w:numPr>
+      </w:pPr>
+      <w:hyperlink r:id="rId49">
+        <w:r>
+          <w:rPr>
+            <w:rStyle w:val="Hyperlink"/>
+          </w:rPr>
+          <w:t xml:space="preserve">Enterprise Whitepaper</w:t>
+        </w:r>
+      </w:hyperlink>
+    </w:p>
+    <w:p>
+      <w:pPr>
+        <w:pStyle w:val="Compact"/>
+        <w:numPr>
+          <w:ilvl w:val="0"/>
+          <w:numId w:val="1004"/>
+        </w:numPr>
+      </w:pPr>
+      <w:hyperlink r:id="rId50">
+        <w:r>
+          <w:rPr>
+            <w:rStyle w:val="Hyperlink"/>
+          </w:rPr>
+          <w:t xml:space="preserve">Release Notes &amp; Roadmap</w:t>
+        </w:r>
+      </w:hyperlink>
+    </w:p>
+    <w:p>
+      <w:pPr>
+        <w:pStyle w:val="Compact"/>
+        <w:numPr>
+          <w:ilvl w:val="0"/>
+          <w:numId w:val="1004"/>
+        </w:numPr>
+      </w:pPr>
+      <w:hyperlink r:id="rId51">
+        <w:r>
+          <w:rPr>
+            <w:rStyle w:val="Hyperlink"/>
+          </w:rPr>
+          <w:t xml:space="preserve">Documentation &amp; Quickstart</w:t>
+        </w:r>
+      </w:hyperlink>
+    </w:p>
+    <w:p>
+      <w:pPr>
+        <w:pStyle w:val="Heading3"/>
+      </w:pPr>
+      <w:bookmarkStart w:id="52" w:name="_5629a020f3b0a5496e54a9ec7dd577d079768ea"/>
+      <w:r>
+        <w:t xml:space="preserve">Column 2: Security &amp; Architecture</w:t>
+      </w:r>
+      <w:bookmarkEnd w:id="52"/>
+    </w:p>
+    <w:p>
+      <w:pPr>
+        <w:pStyle w:val="Compact"/>
+        <w:numPr>
+          <w:ilvl w:val="0"/>
+          <w:numId w:val="1005"/>
+        </w:numPr>
+      </w:pPr>
+      <w:hyperlink r:id="rId53">
+        <w:r>
+          <w:rPr>
+            <w:rStyle w:val="Hyperlink"/>
+          </w:rPr>
+          <w:t xml:space="preserve">Zero-Telemetry Model</w:t>
+        </w:r>
+      </w:hyperlink>
+    </w:p>
+    <w:p>
+      <w:pPr>
+        <w:pStyle w:val="Compact"/>
+        <w:numPr>
+          <w:ilvl w:val="0"/>
+          <w:numId w:val="1005"/>
+        </w:numPr>
+      </w:pPr>
+      <w:hyperlink r:id="rId54">
+        <w:r>
+          <w:rPr>
+            <w:rStyle w:val="Hyperlink"/>
+          </w:rPr>
+          <w:t xml:space="preserve">Terminal Sandbox Policy</w:t>
+        </w:r>
+      </w:hyperlink>
+    </w:p>
+    <w:p>
+      <w:pPr>
+        <w:pStyle w:val="Compact"/>
+        <w:numPr>
+          <w:ilvl w:val="0"/>
+          <w:numId w:val="1005"/>
+        </w:numPr>
+      </w:pPr>
+      <w:hyperlink r:id="rId55">
+        <w:r>
+          <w:rPr>
+            <w:rStyle w:val="Hyperlink"/>
+          </w:rPr>
+          <w:t xml:space="preserve">Verified Audit Traces</w:t>
+        </w:r>
+      </w:hyperlink>
+    </w:p>
+    <w:p>
+      <w:pPr>
+        <w:pStyle w:val="Compact"/>
+        <w:numPr>
+          <w:ilvl w:val="0"/>
+          <w:numId w:val="1005"/>
+        </w:numPr>
+      </w:pPr>
+      <w:hyperlink r:id="rId56">
+        <w:r>
+          <w:rPr>
+            <w:rStyle w:val="Hyperlink"/>
+          </w:rPr>
+          <w:t xml:space="preserve">Bug Bounty &amp; Vulnerability Disclosure</w:t>
+        </w:r>
+      </w:hyperlink>
+    </w:p>
+    <w:p>
+      <w:pPr>
+        <w:pStyle w:val="Heading3"/>
+      </w:pPr>
+      <w:bookmarkStart w:id="57" w:name="_cc5a7e78761c7b3c587d9bf7de6763134be1bc8"/>
+      <w:r>
+        <w:t xml:space="preserve">Column 3: Open Source &amp; Community</w:t>
+      </w:r>
+      <w:bookmarkEnd w:id="57"/>
+    </w:p>
+    <w:p>
+      <w:pPr>
+        <w:pStyle w:val="Compact"/>
+        <w:numPr>
+          <w:ilvl w:val="0"/>
+          <w:numId w:val="1006"/>
+        </w:numPr>
+      </w:pPr>
+      <w:hyperlink r:id="rId58">
+        <w:r>
+          <w:rPr>
+            <w:rStyle w:val="Hyperlink"/>
+          </w:rPr>
+          <w:t xml:space="preserve">GitHub Repository</w:t>
+        </w:r>
+      </w:hyperlink>
+    </w:p>
+    <w:p>
+      <w:pPr>
+        <w:pStyle w:val="Compact"/>
+        <w:numPr>
+          <w:ilvl w:val="0"/>
+          <w:numId w:val="1006"/>
+        </w:numPr>
+      </w:pPr>
+      <w:hyperlink r:id="rId59">
+        <w:r>
+          <w:rPr>
+            <w:rStyle w:val="Hyperlink"/>
+          </w:rPr>
+          <w:t xml:space="preserve">Discord Developer Community</w:t>
+        </w:r>
+      </w:hyperlink>
+    </w:p>
+    <w:p>
+      <w:pPr>
+        <w:pStyle w:val="Compact"/>
+        <w:numPr>
+          <w:ilvl w:val="0"/>
+          <w:numId w:val="1006"/>
+        </w:numPr>
+      </w:pPr>
+      <w:hyperlink r:id="rId60">
+        <w:r>
+          <w:rPr>
+            <w:rStyle w:val="Hyperlink"/>
+          </w:rPr>
+          <w:t xml:space="preserve">Contributing Guidelines</w:t>
+        </w:r>
+      </w:hyperlink>
+    </w:p>
+    <w:p>
+      <w:pPr>
+        <w:pStyle w:val="Compact"/>
+        <w:numPr>
+          <w:ilvl w:val="0"/>
+          <w:numId w:val="1006"/>
+        </w:numPr>
+      </w:pPr>
+      <w:hyperlink r:id="rId61">
+        <w:r>
+          <w:rPr>
+            <w:rStyle w:val="Hyperlink"/>
+          </w:rPr>
+          <w:t xml:space="preserve">MIT License</w:t>
+        </w:r>
+      </w:hyperlink>
+    </w:p>
+    <w:p>
+      <w:pPr>
+        <w:pStyle w:val="Heading3"/>
+      </w:pPr>
+      <w:bookmarkStart w:id="62" w:name="_7d9bbf2b6f56de77fa40a7650d1477bf79e5537"/>
+      <w:r>
+        <w:t xml:space="preserve">Bottom Bar &amp; Standing Attribution</w:t>
+      </w:r>
+      <w:bookmarkEnd w:id="62"/>
+    </w:p>
+    <w:p>
+      <w:pPr>
+        <w:pStyle w:val="BlockText"/>
+      </w:pPr>
+      <w:r>
+        <w:rPr>
+          <w:b/>
+          <w:bCs/>
+        </w:rPr>
+        <w:t xml:space="preserve">Built on the shoulders of giants.</w:t>
+      </w:r>
+      <w:r>
+        <w:br/>
+      </w:r>
+      <w:r>
+        <w:rPr>
+          <w:i/>
+          <w:iCs/>
+        </w:rPr>
+        <w:t xml:space="preserve">Free-model supply layer powered by free-claude-code (FCC), AGPL-3.0 / MIT,</w:t>
+      </w:r>
+      <w:r>
+        <w:rPr>
+          <w:i/>
+          <w:iCs/>
+        </w:rPr>
+        <w:t xml:space="preserve"> </w:t>
+      </w:r>
+      <w:hyperlink r:id="rId37">
+        <w:hyperlink r:id="rId37">
+          <w:r>
+            <w:rPr>
+              <w:rStyle w:val="Hyperlink"/>
+              <w:i/>
+              <w:iCs/>
+            </w:rPr>
+            <w:t xml:space="preserve">https://github.com/Alishahryar1/free-claude-code</w:t>
+          </w:r>
+        </w:hyperlink>
       </w:hyperlink>
       <w:r>
         <w:rPr>
